--- a/КПП/Том СОТ КПП/Акт о смонтированном оборудовании СОТ КПП.docx
+++ b/КПП/Том СОТ КПП/Акт о смонтированном оборудовании СОТ КПП.docx
@@ -2052,155 +2052,6 @@
           <w:tcPr>
             <w:tcW w:type="dxa" w:w="454"/>
           </w:tcPr>
-          <w:p>
-            <w:pPr>
-              <w:spacing w:after="0"/>
-              <w:jc w:val="center"/>
-            </w:pPr>
-            <w:r/>
-            <w:r>
-              <w:rPr>
-                <w:rFonts w:ascii="Times New Roman" w:hAnsi="Times New Roman" w:eastAsia="Times New Roman"/>
-                <w:b w:val="0"/>
-                <w:i w:val="0"/>
-                <w:sz w:val="16"/>
-              </w:rPr>
-              <w:t>9</w:t>
-            </w:r>
-          </w:p>
-        </w:tc>
-        <w:tc>
-          <w:tcPr>
-            <w:tcW w:type="dxa" w:w="3515"/>
-          </w:tcPr>
-          <w:p>
-            <w:pPr>
-              <w:spacing w:after="0"/>
-              <w:jc w:val="left"/>
-            </w:pPr>
-            <w:r/>
-            <w:r>
-              <w:rPr>
-                <w:rFonts w:ascii="Times New Roman" w:hAnsi="Times New Roman" w:eastAsia="Times New Roman"/>
-                <w:b w:val="0"/>
-                <w:i w:val="0"/>
-                <w:sz w:val="16"/>
-              </w:rPr>
-              <w:t>Автоматизированное рабочее место (два монитора)</w:t>
-            </w:r>
-          </w:p>
-        </w:tc>
-        <w:tc>
-          <w:tcPr>
-            <w:tcW w:type="dxa" w:w="1928"/>
-          </w:tcPr>
-          <w:p>
-            <w:pPr>
-              <w:spacing w:after="0"/>
-              <w:jc w:val="left"/>
-            </w:pPr>
-            <w:r/>
-            <w:r>
-              <w:rPr>
-                <w:rFonts w:ascii="Times New Roman" w:hAnsi="Times New Roman" w:eastAsia="Times New Roman"/>
-                <w:b w:val="0"/>
-                <w:i w:val="0"/>
-                <w:sz w:val="16"/>
-              </w:rPr>
-              <w:t>—</w:t>
-            </w:r>
-          </w:p>
-        </w:tc>
-        <w:tc>
-          <w:tcPr>
-            <w:tcW w:type="dxa" w:w="1134"/>
-          </w:tcPr>
-          <w:p>
-            <w:pPr>
-              <w:spacing w:after="0"/>
-              <w:jc w:val="left"/>
-            </w:pPr>
-            <w:r/>
-            <w:r>
-              <w:rPr>
-                <w:rFonts w:ascii="Times New Roman" w:hAnsi="Times New Roman" w:eastAsia="Times New Roman"/>
-                <w:b w:val="0"/>
-                <w:i w:val="0"/>
-                <w:sz w:val="16"/>
-              </w:rPr>
-              <w:t>—</w:t>
-            </w:r>
-          </w:p>
-        </w:tc>
-        <w:tc>
-          <w:tcPr>
-            <w:tcW w:type="dxa" w:w="1020"/>
-          </w:tcPr>
-          <w:p>
-            <w:pPr>
-              <w:spacing w:after="0"/>
-              <w:jc w:val="center"/>
-            </w:pPr>
-            <w:r/>
-            <w:r>
-              <w:rPr>
-                <w:rFonts w:ascii="Times New Roman" w:hAnsi="Times New Roman" w:eastAsia="Times New Roman"/>
-                <w:b w:val="0"/>
-                <w:i w:val="0"/>
-                <w:sz w:val="16"/>
-              </w:rPr>
-              <w:t>АРК2</w:t>
-            </w:r>
-          </w:p>
-        </w:tc>
-        <w:tc>
-          <w:tcPr>
-            <w:tcW w:type="dxa" w:w="737"/>
-          </w:tcPr>
-          <w:p>
-            <w:pPr>
-              <w:spacing w:after="0"/>
-              <w:jc w:val="center"/>
-            </w:pPr>
-            <w:r/>
-            <w:r>
-              <w:rPr>
-                <w:rFonts w:ascii="Times New Roman" w:hAnsi="Times New Roman" w:eastAsia="Times New Roman"/>
-                <w:b w:val="0"/>
-                <w:i w:val="0"/>
-                <w:sz w:val="16"/>
-              </w:rPr>
-              <w:t>1</w:t>
-            </w:r>
-          </w:p>
-        </w:tc>
-        <w:tc>
-          <w:tcPr>
-            <w:tcW w:type="dxa" w:w="1134"/>
-          </w:tcPr>
-          <w:p>
-            <w:pPr>
-              <w:spacing w:after="0"/>
-              <w:jc w:val="left"/>
-            </w:pPr>
-            <w:r/>
-            <w:r>
-              <w:rPr>
-                <w:rFonts w:ascii="Times New Roman" w:hAnsi="Times New Roman" w:eastAsia="Times New Roman"/>
-                <w:b w:val="0"/>
-                <w:i w:val="0"/>
-                <w:sz w:val="16"/>
-              </w:rPr>
-              <w:t>УГО, план</w:t>
-            </w:r>
-          </w:p>
-        </w:tc>
-      </w:tr>
-      <w:tr>
-        <w:tc>
-          <w:tcPr>
-            <w:tcW w:type="dxa" w:w="454"/>
-          </w:tcPr>
           <w:p/>
         </w:tc>
         <w:tc>
@@ -2259,7 +2110,7 @@
                 <w:i w:val="0"/>
                 <w:sz w:val="16"/>
               </w:rPr>
-              <w:t>17</w:t>
+              <w:t>16</w:t>
             </w:r>
           </w:p>
         </w:tc>

--- a/КПП/Том СОТ КПП/Акт о смонтированном оборудовании СОТ КПП.docx
+++ b/КПП/Том СОТ КПП/Акт о смонтированном оборудовании СОТ КПП.docx
@@ -188,7 +188,7 @@
                 <w:i w:val="0"/>
                 <w:sz w:val="22"/>
               </w:rPr>
-              <w:t>«26» октября 2026 г.</w:t>
+              <w:t>«24» октября 2026 г.</w:t>
             </w:r>
           </w:p>
         </w:tc>
